--- a/papers/P8_linguistic_fossils/revision_v0.2/COVER_LETTER_v0.4.docx
+++ b/papers/P8_linguistic_fossils/revision_v0.2/COVER_LETTER_v0.4.docx
@@ -137,7 +137,7 @@
         <w:t xml:space="preserve"> </w:t>
       </w:r>
       <w:r>
-        <w:t xml:space="preserve">Five, uploaded separately as TIFF files. Figure 1 replaces the plot whose caption the first reviewer gave as an example of terminology that cannot be followed; the other four are new, added for readers who do not work with classifiers: a workflow diagram, two charts that draw the numbers of Tables 2 and 4, and a chart of the written glottal mark by list.</w:t>
+        <w:t xml:space="preserve">Five, uploaded separately as TIFF files. Figure 1 replaces the plot whose caption the first reviewer gave as an example of terminology that cannot be followed; the other four are new, added for readers who do not work with classifiers: a workflow diagram, two charts that draw the numbers of Tables 2 and 4, and a chart of the written glottal mark by list. Each figure file carries a white band at the top, so that the figure label which the submission system prints on the merged PDF does not cover the drawing; the band can be cropped.</w:t>
       </w:r>
     </w:p>
     <w:p>
@@ -205,7 +205,7 @@
         </w:numPr>
       </w:pPr>
       <w:r>
-        <w:t xml:space="preserve">The data files described in the data statement are deposited at Zenodo under CC BY 4.0: DOI 10.5281/zenodo.23202244, which resolves to the current version of the deposit.</w:t>
+        <w:t xml:space="preserve">The data files described in the data statement are deposited at Zenodo under CC BY 4.0: DOI 10.5281/zenodo.23202245.</w:t>
       </w:r>
     </w:p>
     <w:p>
